--- a/_out/mdl/2024/MDL-TOWN_OF_ELKTON_VIRGINIA-546001261-2024.docx
+++ b/_out/mdl/2024/MDL-TOWN_OF_ELKTON_VIRGINIA-546001261-2024.docx
@@ -33,7 +33,7 @@
           <w:smallCaps w:val="0"/>
           <w:sz w:val="24"/>
         </w:rPr>
-        <w:t>February 10, 2026</w:t>
+        <w:t>February 27, 2026</w:t>
       </w:r>
     </w:p>
     <w:p>
@@ -368,11 +368,12 @@
         <w:tblInd w:type="dxa" w:w="72"/>
       </w:tblPr>
       <w:tblGrid>
-        <w:gridCol w:w="1872"/>
-        <w:gridCol w:w="1872"/>
-        <w:gridCol w:w="1872"/>
-        <w:gridCol w:w="1872"/>
-        <w:gridCol w:w="1872"/>
+        <w:gridCol w:w="1560"/>
+        <w:gridCol w:w="1560"/>
+        <w:gridCol w:w="1560"/>
+        <w:gridCol w:w="1560"/>
+        <w:gridCol w:w="1560"/>
+        <w:gridCol w:w="1560"/>
       </w:tblGrid>
       <w:tr>
         <w:trPr>
@@ -380,7 +381,7 @@
         </w:trPr>
         <w:tc>
           <w:tcPr>
-            <w:tcW w:type="dxa" w:w="1195"/>
+            <w:tcW w:type="dxa" w:w="1051"/>
             <w:vAlign w:val="top"/>
           </w:tcPr>
           <w:p>
@@ -401,7 +402,7 @@
         </w:tc>
         <w:tc>
           <w:tcPr>
-            <w:tcW w:type="dxa" w:w="2290"/>
+            <w:tcW w:type="dxa" w:w="2002"/>
             <w:vAlign w:val="top"/>
           </w:tcPr>
           <w:p>
@@ -422,7 +423,7 @@
         </w:tc>
         <w:tc>
           <w:tcPr>
-            <w:tcW w:type="dxa" w:w="1728"/>
+            <w:tcW w:type="dxa" w:w="1440"/>
             <w:vAlign w:val="top"/>
           </w:tcPr>
           <w:p>
@@ -443,7 +444,7 @@
         </w:tc>
         <w:tc>
           <w:tcPr>
-            <w:tcW w:type="dxa" w:w="2074"/>
+            <w:tcW w:type="dxa" w:w="1786"/>
             <w:vAlign w:val="top"/>
           </w:tcPr>
           <w:p>
@@ -464,7 +465,7 @@
         </w:tc>
         <w:tc>
           <w:tcPr>
-            <w:tcW w:type="dxa" w:w="1714"/>
+            <w:tcW w:type="dxa" w:w="1570"/>
             <w:vAlign w:val="top"/>
           </w:tcPr>
           <w:p>
@@ -483,6 +484,27 @@
             </w:r>
           </w:p>
         </w:tc>
+        <w:tc>
+          <w:tcPr>
+            <w:tcW w:type="dxa" w:w="1152"/>
+            <w:vAlign w:val="top"/>
+          </w:tcPr>
+          <w:p>
+            <w:pPr>
+              <w:spacing w:before="76" w:after="0" w:line="240" w:lineRule="auto"/>
+              <w:jc w:val="center"/>
+            </w:pPr>
+            <w:r>
+              <w:rPr>
+                <w:b/>
+                <w:sz w:val="24"/>
+              </w:rPr>
+              <w:t>Repeat</w:t>
+              <w:br/>
+              <w:t>Finding</w:t>
+            </w:r>
+          </w:p>
+        </w:tc>
       </w:tr>
       <w:tr>
         <w:trPr>
@@ -490,7 +512,7 @@
         </w:trPr>
         <w:tc>
           <w:tcPr>
-            <w:tcW w:type="dxa" w:w="1195"/>
+            <w:tcW w:type="dxa" w:w="1051"/>
             <w:vAlign w:val="top"/>
           </w:tcPr>
           <w:p>
@@ -508,7 +530,7 @@
         </w:tc>
         <w:tc>
           <w:tcPr>
-            <w:tcW w:type="dxa" w:w="2290"/>
+            <w:tcW w:type="dxa" w:w="2002"/>
             <w:vAlign w:val="top"/>
           </w:tcPr>
           <w:p>
@@ -551,7 +573,7 @@
         </w:tc>
         <w:tc>
           <w:tcPr>
-            <w:tcW w:type="dxa" w:w="1728"/>
+            <w:tcW w:type="dxa" w:w="1440"/>
             <w:vAlign w:val="top"/>
           </w:tcPr>
           <w:p>
@@ -569,7 +591,7 @@
         </w:tc>
         <w:tc>
           <w:tcPr>
-            <w:tcW w:type="dxa" w:w="2074"/>
+            <w:tcW w:type="dxa" w:w="1786"/>
             <w:vAlign w:val="top"/>
           </w:tcPr>
           <w:p>
@@ -593,7 +615,7 @@
         </w:tc>
         <w:tc>
           <w:tcPr>
-            <w:tcW w:type="dxa" w:w="1714"/>
+            <w:tcW w:type="dxa" w:w="1570"/>
             <w:vAlign w:val="top"/>
           </w:tcPr>
           <w:p>
@@ -609,6 +631,23 @@
             </w:r>
           </w:p>
         </w:tc>
+        <w:tc>
+          <w:tcPr>
+            <w:tcW w:type="dxa" w:w="1152"/>
+            <w:vAlign w:val="top"/>
+          </w:tcPr>
+          <w:p>
+            <w:pPr>
+              <w:jc w:val="center"/>
+            </w:pPr>
+            <w:r>
+              <w:rPr>
+                <w:sz w:val="24"/>
+              </w:rPr>
+              <w:t>No</w:t>
+            </w:r>
+          </w:p>
+        </w:tc>
       </w:tr>
       <w:tr>
         <w:trPr>
@@ -616,7 +655,7 @@
         </w:trPr>
         <w:tc>
           <w:tcPr>
-            <w:tcW w:type="dxa" w:w="1195"/>
+            <w:tcW w:type="dxa" w:w="1051"/>
             <w:vAlign w:val="top"/>
           </w:tcPr>
           <w:p>
@@ -634,7 +673,7 @@
         </w:tc>
         <w:tc>
           <w:tcPr>
-            <w:tcW w:type="dxa" w:w="2290"/>
+            <w:tcW w:type="dxa" w:w="2002"/>
             <w:vAlign w:val="top"/>
           </w:tcPr>
           <w:p>
@@ -677,7 +716,7 @@
         </w:tc>
         <w:tc>
           <w:tcPr>
-            <w:tcW w:type="dxa" w:w="1728"/>
+            <w:tcW w:type="dxa" w:w="1440"/>
             <w:vAlign w:val="top"/>
           </w:tcPr>
           <w:p>
@@ -695,7 +734,7 @@
         </w:tc>
         <w:tc>
           <w:tcPr>
-            <w:tcW w:type="dxa" w:w="2074"/>
+            <w:tcW w:type="dxa" w:w="1786"/>
             <w:vAlign w:val="top"/>
           </w:tcPr>
           <w:p>
@@ -719,7 +758,7 @@
         </w:tc>
         <w:tc>
           <w:tcPr>
-            <w:tcW w:type="dxa" w:w="1714"/>
+            <w:tcW w:type="dxa" w:w="1570"/>
             <w:vAlign w:val="top"/>
           </w:tcPr>
           <w:p>
@@ -735,6 +774,23 @@
             </w:r>
           </w:p>
         </w:tc>
+        <w:tc>
+          <w:tcPr>
+            <w:tcW w:type="dxa" w:w="1152"/>
+            <w:vAlign w:val="top"/>
+          </w:tcPr>
+          <w:p>
+            <w:pPr>
+              <w:jc w:val="center"/>
+            </w:pPr>
+            <w:r>
+              <w:rPr>
+                <w:sz w:val="24"/>
+              </w:rPr>
+              <w:t>No</w:t>
+            </w:r>
+          </w:p>
+        </w:tc>
       </w:tr>
       <w:tr>
         <w:trPr>
@@ -742,7 +798,7 @@
         </w:trPr>
         <w:tc>
           <w:tcPr>
-            <w:tcW w:type="dxa" w:w="1195"/>
+            <w:tcW w:type="dxa" w:w="1051"/>
             <w:vAlign w:val="top"/>
           </w:tcPr>
           <w:p>
@@ -760,7 +816,7 @@
         </w:tc>
         <w:tc>
           <w:tcPr>
-            <w:tcW w:type="dxa" w:w="2290"/>
+            <w:tcW w:type="dxa" w:w="2002"/>
             <w:vAlign w:val="top"/>
           </w:tcPr>
           <w:p>
@@ -803,7 +859,7 @@
         </w:tc>
         <w:tc>
           <w:tcPr>
-            <w:tcW w:type="dxa" w:w="1728"/>
+            <w:tcW w:type="dxa" w:w="1440"/>
             <w:vAlign w:val="top"/>
           </w:tcPr>
           <w:p>
@@ -821,7 +877,7 @@
         </w:tc>
         <w:tc>
           <w:tcPr>
-            <w:tcW w:type="dxa" w:w="2074"/>
+            <w:tcW w:type="dxa" w:w="1786"/>
             <w:vAlign w:val="top"/>
           </w:tcPr>
           <w:p>
@@ -845,7 +901,7 @@
         </w:tc>
         <w:tc>
           <w:tcPr>
-            <w:tcW w:type="dxa" w:w="1714"/>
+            <w:tcW w:type="dxa" w:w="1570"/>
             <w:vAlign w:val="top"/>
           </w:tcPr>
           <w:p>
@@ -858,6 +914,23 @@
                 <w:sz w:val="24"/>
               </w:rPr>
               <w:t>Accepted</w:t>
+            </w:r>
+          </w:p>
+        </w:tc>
+        <w:tc>
+          <w:tcPr>
+            <w:tcW w:type="dxa" w:w="1152"/>
+            <w:vAlign w:val="top"/>
+          </w:tcPr>
+          <w:p>
+            <w:pPr>
+              <w:jc w:val="center"/>
+            </w:pPr>
+            <w:r>
+              <w:rPr>
+                <w:sz w:val="24"/>
+              </w:rPr>
+              <w:t>No</w:t>
             </w:r>
           </w:p>
         </w:tc>

--- a/_out/mdl/2024/MDL-TOWN_OF_ELKTON_VIRGINIA-546001261-2024.docx
+++ b/_out/mdl/2024/MDL-TOWN_OF_ELKTON_VIRGINIA-546001261-2024.docx
@@ -33,7 +33,7 @@
           <w:smallCaps w:val="0"/>
           <w:sz w:val="24"/>
         </w:rPr>
-        <w:t>February 27, 2026</w:t>
+        <w:t>March 04, 2026</w:t>
       </w:r>
     </w:p>
     <w:p>
@@ -249,14 +249,12 @@
       </w:pPr>
       <w:commentRangeStart w:id="16"/>
       <w:commentRangeEnd w:id="16"/>
-      <w:commentRangeStart w:id="17"/>
-      <w:commentRangeEnd w:id="17"/>
-      <w:bookmarkStart w:id="18" w:name="_Hlk154663119"/>
+      <w:bookmarkStart w:id="17" w:name="_Hlk154663119"/>
+      <w:commentRangeStart w:id="18"/>
       <w:commentRangeStart w:id="19"/>
-      <w:commentRangeStart w:id="20"/>
+      <w:commentRangeEnd w:id="18"/>
       <w:commentRangeEnd w:id="19"/>
-      <w:commentRangeEnd w:id="20"/>
-      <w:bookmarkEnd w:id="18"/>
+      <w:bookmarkEnd w:id="17"/>
       <w:r>
         <w:rPr>
           <w:sz w:val="24"/>
@@ -311,12 +309,12 @@
           <w:szCs w:val="24"/>
         </w:rPr>
       </w:pPr>
+      <w:commentRangeStart w:id="20"/>
       <w:commentRangeStart w:id="21"/>
       <w:commentRangeStart w:id="22"/>
-      <w:commentRangeStart w:id="23"/>
+      <w:commentRangeEnd w:id="20"/>
       <w:commentRangeEnd w:id="21"/>
       <w:commentRangeEnd w:id="22"/>
-      <w:commentRangeEnd w:id="23"/>
       <w:r>
         <w:rPr>
           <w:b/>
@@ -368,12 +366,11 @@
         <w:tblInd w:type="dxa" w:w="72"/>
       </w:tblPr>
       <w:tblGrid>
-        <w:gridCol w:w="1560"/>
-        <w:gridCol w:w="1560"/>
-        <w:gridCol w:w="1560"/>
-        <w:gridCol w:w="1560"/>
-        <w:gridCol w:w="1560"/>
-        <w:gridCol w:w="1560"/>
+        <w:gridCol w:w="1872"/>
+        <w:gridCol w:w="1872"/>
+        <w:gridCol w:w="1872"/>
+        <w:gridCol w:w="1872"/>
+        <w:gridCol w:w="1872"/>
       </w:tblGrid>
       <w:tr>
         <w:trPr>
@@ -381,7 +378,7 @@
         </w:trPr>
         <w:tc>
           <w:tcPr>
-            <w:tcW w:type="dxa" w:w="1051"/>
+            <w:tcW w:type="dxa" w:w="1195"/>
             <w:vAlign w:val="top"/>
           </w:tcPr>
           <w:p>
@@ -402,7 +399,7 @@
         </w:tc>
         <w:tc>
           <w:tcPr>
-            <w:tcW w:type="dxa" w:w="2002"/>
+            <w:tcW w:type="dxa" w:w="2290"/>
             <w:vAlign w:val="top"/>
           </w:tcPr>
           <w:p>
@@ -423,7 +420,7 @@
         </w:tc>
         <w:tc>
           <w:tcPr>
-            <w:tcW w:type="dxa" w:w="1440"/>
+            <w:tcW w:type="dxa" w:w="1728"/>
             <w:vAlign w:val="top"/>
           </w:tcPr>
           <w:p>
@@ -444,7 +441,7 @@
         </w:tc>
         <w:tc>
           <w:tcPr>
-            <w:tcW w:type="dxa" w:w="1786"/>
+            <w:tcW w:type="dxa" w:w="2074"/>
             <w:vAlign w:val="top"/>
           </w:tcPr>
           <w:p>
@@ -465,7 +462,7 @@
         </w:tc>
         <w:tc>
           <w:tcPr>
-            <w:tcW w:type="dxa" w:w="1570"/>
+            <w:tcW w:type="dxa" w:w="1714"/>
             <w:vAlign w:val="top"/>
           </w:tcPr>
           <w:p>
@@ -484,27 +481,6 @@
             </w:r>
           </w:p>
         </w:tc>
-        <w:tc>
-          <w:tcPr>
-            <w:tcW w:type="dxa" w:w="1152"/>
-            <w:vAlign w:val="top"/>
-          </w:tcPr>
-          <w:p>
-            <w:pPr>
-              <w:spacing w:before="76" w:after="0" w:line="240" w:lineRule="auto"/>
-              <w:jc w:val="center"/>
-            </w:pPr>
-            <w:r>
-              <w:rPr>
-                <w:b/>
-                <w:sz w:val="24"/>
-              </w:rPr>
-              <w:t>Repeat</w:t>
-              <w:br/>
-              <w:t>Finding</w:t>
-            </w:r>
-          </w:p>
-        </w:tc>
       </w:tr>
       <w:tr>
         <w:trPr>
@@ -512,7 +488,7 @@
         </w:trPr>
         <w:tc>
           <w:tcPr>
-            <w:tcW w:type="dxa" w:w="1051"/>
+            <w:tcW w:type="dxa" w:w="1195"/>
             <w:vAlign w:val="top"/>
           </w:tcPr>
           <w:p>
@@ -530,7 +506,7 @@
         </w:tc>
         <w:tc>
           <w:tcPr>
-            <w:tcW w:type="dxa" w:w="2002"/>
+            <w:tcW w:type="dxa" w:w="2290"/>
             <w:vAlign w:val="top"/>
           </w:tcPr>
           <w:p>
@@ -573,7 +549,7 @@
         </w:tc>
         <w:tc>
           <w:tcPr>
-            <w:tcW w:type="dxa" w:w="1440"/>
+            <w:tcW w:type="dxa" w:w="1728"/>
             <w:vAlign w:val="top"/>
           </w:tcPr>
           <w:p>
@@ -591,12 +567,12 @@
         </w:tc>
         <w:tc>
           <w:tcPr>
-            <w:tcW w:type="dxa" w:w="1786"/>
+            <w:tcW w:type="dxa" w:w="2074"/>
             <w:vAlign w:val="top"/>
           </w:tcPr>
           <w:p>
             <w:pPr>
-              <w:spacing w:before="76"/>
+              <w:spacing w:before="76" w:after="0"/>
               <w:jc w:val="center"/>
             </w:pPr>
             <w:r>
@@ -604,18 +580,48 @@
                 <w:sz w:val="24"/>
               </w:rPr>
               <w:t>Questioned Cost:</w:t>
-              <w:br/>
+            </w:r>
+          </w:p>
+          <w:p>
+            <w:pPr>
+              <w:spacing w:before="76" w:after="0"/>
+              <w:jc w:val="center"/>
+            </w:pPr>
+            <w:r>
+              <w:rPr>
+                <w:sz w:val="24"/>
+              </w:rPr>
               <w:t>None</w:t>
-              <w:br/>
+            </w:r>
+          </w:p>
+          <w:p>
+            <w:pPr>
+              <w:spacing w:before="76" w:after="0"/>
+              <w:jc w:val="center"/>
+            </w:pPr>
+            <w:r>
+              <w:rPr>
+                <w:sz w:val="24"/>
+              </w:rPr>
               <w:t>Disallowed Cost:</w:t>
-              <w:br/>
+            </w:r>
+          </w:p>
+          <w:p>
+            <w:pPr>
+              <w:spacing w:before="76" w:after="240"/>
+              <w:jc w:val="center"/>
+            </w:pPr>
+            <w:r>
+              <w:rPr>
+                <w:sz w:val="24"/>
+              </w:rPr>
               <w:t>None</w:t>
             </w:r>
           </w:p>
         </w:tc>
         <w:tc>
           <w:tcPr>
-            <w:tcW w:type="dxa" w:w="1570"/>
+            <w:tcW w:type="dxa" w:w="1714"/>
             <w:vAlign w:val="top"/>
           </w:tcPr>
           <w:p>
@@ -631,23 +637,6 @@
             </w:r>
           </w:p>
         </w:tc>
-        <w:tc>
-          <w:tcPr>
-            <w:tcW w:type="dxa" w:w="1152"/>
-            <w:vAlign w:val="top"/>
-          </w:tcPr>
-          <w:p>
-            <w:pPr>
-              <w:jc w:val="center"/>
-            </w:pPr>
-            <w:r>
-              <w:rPr>
-                <w:sz w:val="24"/>
-              </w:rPr>
-              <w:t>No</w:t>
-            </w:r>
-          </w:p>
-        </w:tc>
       </w:tr>
       <w:tr>
         <w:trPr>
@@ -655,7 +644,7 @@
         </w:trPr>
         <w:tc>
           <w:tcPr>
-            <w:tcW w:type="dxa" w:w="1051"/>
+            <w:tcW w:type="dxa" w:w="1195"/>
             <w:vAlign w:val="top"/>
           </w:tcPr>
           <w:p>
@@ -673,7 +662,7 @@
         </w:tc>
         <w:tc>
           <w:tcPr>
-            <w:tcW w:type="dxa" w:w="2002"/>
+            <w:tcW w:type="dxa" w:w="2290"/>
             <w:vAlign w:val="top"/>
           </w:tcPr>
           <w:p>
@@ -716,7 +705,7 @@
         </w:tc>
         <w:tc>
           <w:tcPr>
-            <w:tcW w:type="dxa" w:w="1440"/>
+            <w:tcW w:type="dxa" w:w="1728"/>
             <w:vAlign w:val="top"/>
           </w:tcPr>
           <w:p>
@@ -734,12 +723,12 @@
         </w:tc>
         <w:tc>
           <w:tcPr>
-            <w:tcW w:type="dxa" w:w="1786"/>
+            <w:tcW w:type="dxa" w:w="2074"/>
             <w:vAlign w:val="top"/>
           </w:tcPr>
           <w:p>
             <w:pPr>
-              <w:spacing w:before="76"/>
+              <w:spacing w:before="76" w:after="0"/>
               <w:jc w:val="center"/>
             </w:pPr>
             <w:r>
@@ -747,18 +736,48 @@
                 <w:sz w:val="24"/>
               </w:rPr>
               <w:t>Questioned Cost:</w:t>
-              <w:br/>
+            </w:r>
+          </w:p>
+          <w:p>
+            <w:pPr>
+              <w:spacing w:before="76" w:after="0"/>
+              <w:jc w:val="center"/>
+            </w:pPr>
+            <w:r>
+              <w:rPr>
+                <w:sz w:val="24"/>
+              </w:rPr>
               <w:t>None</w:t>
-              <w:br/>
+            </w:r>
+          </w:p>
+          <w:p>
+            <w:pPr>
+              <w:spacing w:before="76" w:after="0"/>
+              <w:jc w:val="center"/>
+            </w:pPr>
+            <w:r>
+              <w:rPr>
+                <w:sz w:val="24"/>
+              </w:rPr>
               <w:t>Disallowed Cost:</w:t>
-              <w:br/>
+            </w:r>
+          </w:p>
+          <w:p>
+            <w:pPr>
+              <w:spacing w:before="76" w:after="240"/>
+              <w:jc w:val="center"/>
+            </w:pPr>
+            <w:r>
+              <w:rPr>
+                <w:sz w:val="24"/>
+              </w:rPr>
               <w:t>None</w:t>
             </w:r>
           </w:p>
         </w:tc>
         <w:tc>
           <w:tcPr>
-            <w:tcW w:type="dxa" w:w="1570"/>
+            <w:tcW w:type="dxa" w:w="1714"/>
             <w:vAlign w:val="top"/>
           </w:tcPr>
           <w:p>
@@ -774,23 +793,6 @@
             </w:r>
           </w:p>
         </w:tc>
-        <w:tc>
-          <w:tcPr>
-            <w:tcW w:type="dxa" w:w="1152"/>
-            <w:vAlign w:val="top"/>
-          </w:tcPr>
-          <w:p>
-            <w:pPr>
-              <w:jc w:val="center"/>
-            </w:pPr>
-            <w:r>
-              <w:rPr>
-                <w:sz w:val="24"/>
-              </w:rPr>
-              <w:t>No</w:t>
-            </w:r>
-          </w:p>
-        </w:tc>
       </w:tr>
       <w:tr>
         <w:trPr>
@@ -798,7 +800,7 @@
         </w:trPr>
         <w:tc>
           <w:tcPr>
-            <w:tcW w:type="dxa" w:w="1051"/>
+            <w:tcW w:type="dxa" w:w="1195"/>
             <w:vAlign w:val="top"/>
           </w:tcPr>
           <w:p>
@@ -816,7 +818,7 @@
         </w:tc>
         <w:tc>
           <w:tcPr>
-            <w:tcW w:type="dxa" w:w="2002"/>
+            <w:tcW w:type="dxa" w:w="2290"/>
             <w:vAlign w:val="top"/>
           </w:tcPr>
           <w:p>
@@ -859,7 +861,7 @@
         </w:tc>
         <w:tc>
           <w:tcPr>
-            <w:tcW w:type="dxa" w:w="1440"/>
+            <w:tcW w:type="dxa" w:w="1728"/>
             <w:vAlign w:val="top"/>
           </w:tcPr>
           <w:p>
@@ -877,12 +879,12 @@
         </w:tc>
         <w:tc>
           <w:tcPr>
-            <w:tcW w:type="dxa" w:w="1786"/>
+            <w:tcW w:type="dxa" w:w="2074"/>
             <w:vAlign w:val="top"/>
           </w:tcPr>
           <w:p>
             <w:pPr>
-              <w:spacing w:before="76"/>
+              <w:spacing w:before="76" w:after="0"/>
               <w:jc w:val="center"/>
             </w:pPr>
             <w:r>
@@ -890,18 +892,48 @@
                 <w:sz w:val="24"/>
               </w:rPr>
               <w:t>Questioned Cost:</w:t>
-              <w:br/>
+            </w:r>
+          </w:p>
+          <w:p>
+            <w:pPr>
+              <w:spacing w:before="76" w:after="0"/>
+              <w:jc w:val="center"/>
+            </w:pPr>
+            <w:r>
+              <w:rPr>
+                <w:sz w:val="24"/>
+              </w:rPr>
               <w:t>None</w:t>
-              <w:br/>
+            </w:r>
+          </w:p>
+          <w:p>
+            <w:pPr>
+              <w:spacing w:before="76" w:after="0"/>
+              <w:jc w:val="center"/>
+            </w:pPr>
+            <w:r>
+              <w:rPr>
+                <w:sz w:val="24"/>
+              </w:rPr>
               <w:t>Disallowed Cost:</w:t>
-              <w:br/>
+            </w:r>
+          </w:p>
+          <w:p>
+            <w:pPr>
+              <w:spacing w:before="76" w:after="240"/>
+              <w:jc w:val="center"/>
+            </w:pPr>
+            <w:r>
+              <w:rPr>
+                <w:sz w:val="24"/>
+              </w:rPr>
               <w:t>None</w:t>
             </w:r>
           </w:p>
         </w:tc>
         <w:tc>
           <w:tcPr>
-            <w:tcW w:type="dxa" w:w="1570"/>
+            <w:tcW w:type="dxa" w:w="1714"/>
             <w:vAlign w:val="top"/>
           </w:tcPr>
           <w:p>
@@ -917,23 +949,6 @@
             </w:r>
           </w:p>
         </w:tc>
-        <w:tc>
-          <w:tcPr>
-            <w:tcW w:type="dxa" w:w="1152"/>
-            <w:vAlign w:val="top"/>
-          </w:tcPr>
-          <w:p>
-            <w:pPr>
-              <w:jc w:val="center"/>
-            </w:pPr>
-            <w:r>
-              <w:rPr>
-                <w:sz w:val="24"/>
-              </w:rPr>
-              <w:t>No</w:t>
-            </w:r>
-          </w:p>
-        </w:tc>
       </w:tr>
     </w:tbl>
     <w:p>
@@ -947,7 +962,7 @@
           <w:szCs w:val="24"/>
         </w:rPr>
       </w:pPr>
-      <w:bookmarkStart w:id="24" w:name="_Hlk154663631"/>
+      <w:bookmarkStart w:id="23" w:name="_Hlk154663631"/>
     </w:p>
     <w:p>
       <w:pPr>
@@ -959,8 +974,8 @@
           <w:szCs w:val="24"/>
         </w:rPr>
       </w:pPr>
-      <w:commentRangeStart w:id="25"/>
-      <w:bookmarkStart w:id="26" w:name="_Hlk172811021"/>
+      <w:commentRangeStart w:id="24"/>
+      <w:bookmarkStart w:id="25" w:name="_Hlk172811021"/>
       <w:r>
         <w:rPr>
           <w:sz w:val="24"/>
@@ -968,7 +983,7 @@
         <w:t xml:space="preserve">The audit findings are sustained as the identified issues violates the terms and conditions of the above-referenced awards. The CAPs, if implemented, are responsive to the audit findings, address the cause of the audit findings and should be completed in accordance with the action dates indicated in the single audit report. </w:t>
       </w:r>
     </w:p>
-    <w:bookmarkEnd w:id="26"/>
+    <w:bookmarkEnd w:id="25"/>
     <w:p>
       <w:pPr>
         <w:pStyle w:val="BodyText"/>
@@ -991,14 +1006,14 @@
           <w:szCs w:val="24"/>
         </w:rPr>
       </w:pPr>
-      <w:bookmarkStart w:id="27" w:name="_Hlk154663714"/>
-      <w:bookmarkEnd w:id="24"/>
-      <w:commentRangeEnd w:id="25"/>
-      <w:r>
-        <w:rPr>
-          <w:sz w:val="24"/>
-        </w:rPr>
-        <w:t xml:space="preserve">Please note, the corrective actions are subject to review during this recipient’s next annual single audit or program-specific audit, as applicable, to determine adequacy. If the same audit findings appears in a future single audit report for this recipient, its current or future award funding under Treasury’s programs may be adversely impacted. </w:t>
+      <w:bookmarkStart w:id="26" w:name="_Hlk154663714"/>
+      <w:bookmarkEnd w:id="23"/>
+      <w:commentRangeEnd w:id="24"/>
+      <w:r>
+        <w:rPr>
+          <w:sz w:val="24"/>
+        </w:rPr>
+        <w:t xml:space="preserve">Please note, the corrective actions are subject to review during this recipient’s next annual single audit or program-specific audit, as applicable, to determine adequacy. If the same audit findings appear in a future single audit report for this recipient, its current or future award funding under Treasury’s programs may be adversely impacted. </w:t>
       </w:r>
     </w:p>
     <w:p>
@@ -1021,10 +1036,8 @@
           <w:szCs w:val="24"/>
         </w:rPr>
       </w:pPr>
-      <w:commentRangeStart w:id="28"/>
-      <w:commentRangeEnd w:id="28"/>
-      <w:proofErr w:type="spellStart"/>
-      <w:proofErr w:type="spellEnd"/>
+      <w:commentRangeStart w:id="27"/>
+      <w:commentRangeEnd w:id="27"/>
       <w:r>
         <w:rPr>
           <w:sz w:val="24"/>
@@ -1059,7 +1072,7 @@
           <w:szCs w:val="24"/>
         </w:rPr>
       </w:pPr>
-      <w:bookmarkStart w:id="29" w:name="_Hlk172811103"/>
+      <w:bookmarkStart w:id="28" w:name="_Hlk172811103"/>
     </w:p>
     <w:p>
       <w:pPr>
@@ -1071,8 +1084,6 @@
           <w:szCs w:val="24"/>
         </w:rPr>
       </w:pPr>
-      <w:proofErr w:type="spellStart"/>
-      <w:proofErr w:type="spellEnd"/>
       <w:r>
         <w:rPr>
           <w:sz w:val="24"/>
@@ -1097,7 +1108,7 @@
         <w:t>. Thank you.</w:t>
       </w:r>
     </w:p>
-    <w:bookmarkEnd w:id="29"/>
+    <w:bookmarkEnd w:id="28"/>
     <w:p>
       <w:pPr>
         <w:pStyle w:val="BodyText"/>
@@ -1361,7 +1372,7 @@
         <w:t xml:space="preserve">Treasury </w:t>
       </w:r>
     </w:p>
-    <w:bookmarkEnd w:id="27"/>
+    <w:bookmarkEnd w:id="26"/>
     <w:p>
       <w:pPr>
         <w:pStyle w:val="BodyText"/>
@@ -1647,7 +1658,7 @@
       </w:r>
     </w:p>
   </w:comment>
-  <w:comment w:id="16" w:author="Anthony D'Alessandro" w:date="2025-09-08T11:19:00Z" w:initials="AD">
+  <w:comment w:id="16" w:author="Anthony D'Alessandro" w:date="2025-09-08T11:20:00Z" w:initials="AD">
     <w:p>
       <w:pPr>
         <w:pStyle w:val="CommentText"/>
@@ -1659,11 +1670,17 @@
         <w:annotationRef/>
       </w:r>
       <w:r>
-        <w:t>Must add “The” before recipient name</w:t>
+        <w:t>Need full name as written in SF-SAC [auditee_name] “</w:t>
+      </w:r>
+      <w:r>
+        <w:rPr>
+          <w:color w:val="000000"/>
+        </w:rPr>
+        <w:t>CITY OF ANN ARBOR, MICHIGAN”</w:t>
       </w:r>
     </w:p>
   </w:comment>
-  <w:comment w:id="17" w:author="Anthony D'Alessandro" w:date="2025-09-08T11:20:00Z" w:initials="AD">
+  <w:comment w:id="18" w:author="Anthony D'Alessandro" w:date="2025-09-08T11:30:00Z" w:initials="AD">
     <w:p>
       <w:pPr>
         <w:pStyle w:val="CommentText"/>
@@ -1675,17 +1692,11 @@
         <w:annotationRef/>
       </w:r>
       <w:r>
-        <w:t>Need full name as written in SF-SAC [auditee_name] “</w:t>
-      </w:r>
-      <w:r>
-        <w:rPr>
-          <w:color w:val="000000"/>
-        </w:rPr>
-        <w:t>CITY OF ANN ARBOR, MICHIGAN”</w:t>
+        <w:t>Add S if plural, remove if singular finding</w:t>
       </w:r>
     </w:p>
   </w:comment>
-  <w:comment w:id="19" w:author="Anthony D'Alessandro" w:date="2025-09-08T11:30:00Z" w:initials="AD">
+  <w:comment w:id="19" w:author="Anthony D'Alessandro" w:date="2025-09-08T13:29:00Z" w:initials="AD">
     <w:p>
       <w:pPr>
         <w:pStyle w:val="CommentText"/>
@@ -1697,27 +1708,11 @@
         <w:annotationRef/>
       </w:r>
       <w:r>
-        <w:t>Add S if plural, remove if singular finding</w:t>
+        <w:t>No plural in this example</w:t>
       </w:r>
     </w:p>
   </w:comment>
-  <w:comment w:id="20" w:author="Anthony D'Alessandro" w:date="2025-09-08T13:29:00Z" w:initials="AD">
-    <w:p>
-      <w:pPr>
-        <w:pStyle w:val="CommentText"/>
-      </w:pPr>
-      <w:r>
-        <w:rPr>
-          <w:rStyle w:val="CommentReference"/>
-        </w:rPr>
-        <w:annotationRef/>
-      </w:r>
-      <w:r>
-        <w:t>No plural in this example</w:t>
-      </w:r>
-    </w:p>
-  </w:comment>
-  <w:comment w:id="21" w:author="Jones, Jasmine" w:date="2024-07-26T14:49:00Z" w:initials="JJ">
+  <w:comment w:id="20" w:author="Jones, Jasmine" w:date="2024-07-26T14:49:00Z" w:initials="JJ">
     <w:p>
       <w:pPr>
         <w:pStyle w:val="CommentText"/>
@@ -1812,7 +1807,7 @@
       </w:r>
     </w:p>
   </w:comment>
-  <w:comment w:id="22" w:author="Anthony D'Alessandro" w:date="2025-09-08T14:22:00Z" w:initials="AD">
+  <w:comment w:id="21" w:author="Anthony D'Alessandro" w:date="2025-09-08T14:22:00Z" w:initials="AD">
     <w:p>
       <w:pPr>
         <w:pStyle w:val="CommentText"/>
@@ -1828,7 +1823,7 @@
       </w:r>
     </w:p>
   </w:comment>
-  <w:comment w:id="23" w:author="Anthony D'Alessandro" w:date="2025-09-08T15:17:00Z" w:initials="AD">
+  <w:comment w:id="22" w:author="Anthony D'Alessandro" w:date="2025-09-08T15:17:00Z" w:initials="AD">
     <w:p>
       <w:pPr>
         <w:pStyle w:val="CommentText"/>
@@ -1844,7 +1839,7 @@
       </w:r>
     </w:p>
   </w:comment>
-  <w:comment w:id="25" w:author="Anthony D'Alessandro" w:date="2025-09-08T14:18:00Z" w:initials="AD">
+  <w:comment w:id="24" w:author="Anthony D'Alessandro" w:date="2025-09-08T14:18:00Z" w:initials="AD">
     <w:p>
       <w:pPr>
         <w:pStyle w:val="CommentText"/>
@@ -1860,7 +1855,7 @@
       </w:r>
     </w:p>
   </w:comment>
-  <w:comment w:id="28" w:author="Anthony D'Alessandro" w:date="2025-09-08T14:20:00Z" w:initials="AD">
+  <w:comment w:id="27" w:author="Anthony D'Alessandro" w:date="2025-09-08T14:20:00Z" w:initials="AD">
     <w:p>
       <w:pPr>
         <w:pStyle w:val="CommentText"/>
@@ -1902,7 +1897,6 @@
   <w15:commentEx w15:paraId="106C798F" w15:done="0"/>
   <w15:commentEx w15:paraId="39797E7D" w15:paraIdParent="106C798F" w15:done="0"/>
   <w15:commentEx w15:paraId="02B6DC6A" w15:paraIdParent="106C798F" w15:done="0"/>
-  <w15:commentEx w15:paraId="1E8E3193" w15:done="0"/>
   <w15:commentEx w15:paraId="0AA7958F" w15:done="0"/>
   <w15:commentEx w15:paraId="43DE5A9E" w15:done="0"/>
   <w15:commentEx w15:paraId="16C20D1E" w15:paraIdParent="43DE5A9E" w15:done="0"/>
@@ -1931,7 +1925,6 @@
   <w16cex:commentExtensible w16cex:durableId="70C9BCE0" w16cex:dateUtc="2025-09-08T15:12:00Z"/>
   <w16cex:commentExtensible w16cex:durableId="7048A7A0" w16cex:dateUtc="2025-09-08T15:17:00Z"/>
   <w16cex:commentExtensible w16cex:durableId="1696BE24" w16cex:dateUtc="2025-09-08T15:21:00Z"/>
-  <w16cex:commentExtensible w16cex:durableId="405864F6" w16cex:dateUtc="2025-09-08T15:19:00Z"/>
   <w16cex:commentExtensible w16cex:durableId="1BFAB22C" w16cex:dateUtc="2025-09-08T15:20:00Z"/>
   <w16cex:commentExtensible w16cex:durableId="3EC27938" w16cex:dateUtc="2025-09-08T15:30:00Z"/>
   <w16cex:commentExtensible w16cex:durableId="6A1394DD" w16cex:dateUtc="2025-09-08T17:29:00Z"/>
@@ -1960,7 +1953,6 @@
   <w16cid:commentId w16cid:paraId="106C798F" w16cid:durableId="70C9BCE0"/>
   <w16cid:commentId w16cid:paraId="39797E7D" w16cid:durableId="7048A7A0"/>
   <w16cid:commentId w16cid:paraId="02B6DC6A" w16cid:durableId="1696BE24"/>
-  <w16cid:commentId w16cid:paraId="1E8E3193" w16cid:durableId="405864F6"/>
   <w16cid:commentId w16cid:paraId="0AA7958F" w16cid:durableId="1BFAB22C"/>
   <w16cid:commentId w16cid:paraId="43DE5A9E" w16cid:durableId="3EC27938"/>
   <w16cid:commentId w16cid:paraId="16C20D1E" w16cid:durableId="6A1394DD"/>
@@ -2155,7 +2147,7 @@
           <v:imagedata r:id="rId1" o:title=""/>
           <w10:wrap anchorx="page" anchory="page"/>
         </v:shape>
-        <o:OLEObject Type="Embed" ProgID="Word.Picture.8" ShapeID="_x0000_s1026" DrawAspect="Content" ObjectID="_1829977278" r:id="rId2"/>
+        <o:OLEObject Type="Embed" ProgID="Word.Picture.8" ShapeID="_x0000_s1026" DrawAspect="Content" ObjectID="_1834117168" r:id="rId2"/>
       </w:object>
     </w:r>
     <w:r>
@@ -3883,6 +3875,12 @@
 </file>
 
 <file path=customXml/item1.xml><?xml version="1.0" encoding="utf-8"?>
+<p:properties xmlns:p="http://schemas.microsoft.com/office/2006/metadata/properties" xmlns:xsi="http://www.w3.org/2001/XMLSchema-instance" xmlns:pc="http://schemas.microsoft.com/office/infopath/2007/PartnerControls">
+  <documentManagement/>
+</p:properties>
+</file>
+
+<file path=customXml/item2.xml><?xml version="1.0" encoding="utf-8"?>
 <ct:contentTypeSchema xmlns:ct="http://schemas.microsoft.com/office/2006/metadata/contentType" xmlns:ma="http://schemas.microsoft.com/office/2006/metadata/properties/metaAttributes" ct:_="" ma:_="" ma:contentTypeName="Document" ma:contentTypeID="0x010100F126565443E1F344BFAEE422504F4339" ma:contentTypeVersion="0" ma:contentTypeDescription="Create a new document." ma:contentTypeScope="" ma:versionID="492a193985b7199b3960d0605ff30ce1">
   <xsd:schema xmlns:xsd="http://www.w3.org/2001/XMLSchema" xmlns:xs="http://www.w3.org/2001/XMLSchema" xmlns:p="http://schemas.microsoft.com/office/2006/metadata/properties" targetNamespace="http://schemas.microsoft.com/office/2006/metadata/properties" ma:root="true" ma:fieldsID="b764bea3eb9b1a5be8fd57fac5fb459b">
     <xsd:element name="properties">
@@ -3996,12 +3994,6 @@
 </ct:contentTypeSchema>
 </file>
 
-<file path=customXml/item2.xml><?xml version="1.0" encoding="utf-8"?>
-<p:properties xmlns:p="http://schemas.microsoft.com/office/2006/metadata/properties" xmlns:xsi="http://www.w3.org/2001/XMLSchema-instance" xmlns:pc="http://schemas.microsoft.com/office/infopath/2007/PartnerControls">
-  <documentManagement/>
-</p:properties>
-</file>
-
 <file path=customXml/item3.xml><?xml version="1.0" encoding="utf-8"?>
 <?mso-contentType ?>
 <FormTemplates xmlns="http://schemas.microsoft.com/sharepoint/v3/contenttype/forms">
@@ -4012,6 +4004,21 @@
 </file>
 
 <file path=customXml/itemProps1.xml><?xml version="1.0" encoding="utf-8"?>
+<ds:datastoreItem xmlns:ds="http://schemas.openxmlformats.org/officeDocument/2006/customXml" ds:itemID="{A5BE170D-67CC-493F-80F6-03FCA15C5893}">
+  <ds:schemaRefs>
+    <ds:schemaRef ds:uri="http://schemas.microsoft.com/office/infopath/2007/PartnerControls"/>
+    <ds:schemaRef ds:uri="http://schemas.microsoft.com/office/2006/documentManagement/types"/>
+    <ds:schemaRef ds:uri="http://schemas.microsoft.com/office/2006/metadata/properties"/>
+    <ds:schemaRef ds:uri="http://www.w3.org/XML/1998/namespace"/>
+    <ds:schemaRef ds:uri="http://purl.org/dc/dcmitype/"/>
+    <ds:schemaRef ds:uri="http://purl.org/dc/terms/"/>
+    <ds:schemaRef ds:uri="http://schemas.openxmlformats.org/package/2006/metadata/core-properties"/>
+    <ds:schemaRef ds:uri="http://purl.org/dc/elements/1.1/"/>
+  </ds:schemaRefs>
+</ds:datastoreItem>
+</file>
+
+<file path=customXml/itemProps2.xml><?xml version="1.0" encoding="utf-8"?>
 <ds:datastoreItem xmlns:ds="http://schemas.openxmlformats.org/officeDocument/2006/customXml" ds:itemID="{01DF460B-8754-4B34-B61F-D5EF1A2120E9}">
   <ds:schemaRefs>
     <ds:schemaRef ds:uri="http://schemas.microsoft.com/office/2006/metadata/contentType"/>
@@ -4027,21 +4034,6 @@
 </ds:datastoreItem>
 </file>
 
-<file path=customXml/itemProps2.xml><?xml version="1.0" encoding="utf-8"?>
-<ds:datastoreItem xmlns:ds="http://schemas.openxmlformats.org/officeDocument/2006/customXml" ds:itemID="{A5BE170D-67CC-493F-80F6-03FCA15C5893}">
-  <ds:schemaRefs>
-    <ds:schemaRef ds:uri="http://schemas.microsoft.com/office/infopath/2007/PartnerControls"/>
-    <ds:schemaRef ds:uri="http://schemas.microsoft.com/office/2006/documentManagement/types"/>
-    <ds:schemaRef ds:uri="http://schemas.microsoft.com/office/2006/metadata/properties"/>
-    <ds:schemaRef ds:uri="http://www.w3.org/XML/1998/namespace"/>
-    <ds:schemaRef ds:uri="http://purl.org/dc/dcmitype/"/>
-    <ds:schemaRef ds:uri="http://purl.org/dc/terms/"/>
-    <ds:schemaRef ds:uri="http://schemas.openxmlformats.org/package/2006/metadata/core-properties"/>
-    <ds:schemaRef ds:uri="http://purl.org/dc/elements/1.1/"/>
-  </ds:schemaRefs>
-</ds:datastoreItem>
-</file>
-
 <file path=customXml/itemProps3.xml><?xml version="1.0" encoding="utf-8"?>
 <ds:datastoreItem xmlns:ds="http://schemas.openxmlformats.org/officeDocument/2006/customXml" ds:itemID="{2123481F-583C-4491-8BD7-A223B6902F04}">
   <ds:schemaRefs>

--- a/_out/mdl/2024/MDL-TOWN_OF_ELKTON_VIRGINIA-546001261-2024.docx
+++ b/_out/mdl/2024/MDL-TOWN_OF_ELKTON_VIRGINIA-546001261-2024.docx
@@ -33,7 +33,7 @@
           <w:smallCaps w:val="0"/>
           <w:sz w:val="24"/>
         </w:rPr>
-        <w:t>March 11, 2026</w:t>
+        <w:t>March 24, 2026</w:t>
       </w:r>
     </w:p>
     <w:p>
@@ -266,7 +266,7 @@
           <w:b/>
           <w:sz w:val="24"/>
         </w:rPr>
-        <w:t>The Town of Elkton, Virginia</w:t>
+        <w:t>Town of Elkton, Virginia</w:t>
       </w:r>
       <w:r>
         <w:rPr>
@@ -339,11 +339,6 @@
           <w:sz w:val="24"/>
         </w:rPr>
         <w:br/>
-      </w:r>
-      <w:r>
-        <w:rPr>
-          <w:sz w:val="24"/>
-        </w:rPr>
         <w:t>21.027 / State and Local Fiscal Recovery Funds (SLFRF)</w:t>
       </w:r>
     </w:p>
@@ -424,9 +419,7 @@
                 <w:b/>
                 <w:sz w:val="24"/>
               </w:rPr>
-              <w:t>Compliance Type -</w:t>
-              <w:br/>
-              <w:t>Audit Finding Summary</w:t>
+              <w:t>Compliance Type</w:t>
             </w:r>
           </w:p>
         </w:tc>
@@ -540,30 +533,6 @@
                 <w:sz w:val="24"/>
               </w:rPr>
               <w:t>Other</w:t>
-            </w:r>
-            <w:r>
-              <w:rPr>
-                <w:sz w:val="24"/>
-              </w:rPr>
-              <w:t xml:space="preserve"> –</w:t>
-            </w:r>
-            <w:r>
-              <w:rPr>
-                <w:sz w:val="24"/>
-              </w:rPr>
-              <w:br/>
-            </w:r>
-            <w:r>
-              <w:rPr>
-                <w:sz w:val="24"/>
-              </w:rPr>
-              <w:br/>
-            </w:r>
-            <w:r>
-              <w:rPr>
-                <w:sz w:val="24"/>
-              </w:rPr>
-              <w:t>Lack of Written Policies and/or Procedures - Management of Federal Funds</w:t>
             </w:r>
           </w:p>
         </w:tc>
@@ -696,30 +665,6 @@
                 <w:sz w:val="24"/>
               </w:rPr>
               <w:t>Reporting</w:t>
-            </w:r>
-            <w:r>
-              <w:rPr>
-                <w:sz w:val="24"/>
-              </w:rPr>
-              <w:t xml:space="preserve"> –</w:t>
-            </w:r>
-            <w:r>
-              <w:rPr>
-                <w:sz w:val="24"/>
-              </w:rPr>
-              <w:br/>
-            </w:r>
-            <w:r>
-              <w:rPr>
-                <w:sz w:val="24"/>
-              </w:rPr>
-              <w:br/>
-            </w:r>
-            <w:r>
-              <w:rPr>
-                <w:sz w:val="24"/>
-              </w:rPr>
-              <w:t>Lack of Internal Controls- Equipment and Real Property Management</w:t>
             </w:r>
           </w:p>
         </w:tc>
@@ -860,30 +805,6 @@
                 <w:sz w:val="24"/>
               </w:rPr>
               <w:t>Procurement and suspension and debarment</w:t>
-            </w:r>
-            <w:r>
-              <w:rPr>
-                <w:sz w:val="24"/>
-              </w:rPr>
-              <w:t xml:space="preserve"> –</w:t>
-            </w:r>
-            <w:r>
-              <w:rPr>
-                <w:sz w:val="24"/>
-              </w:rPr>
-              <w:br/>
-            </w:r>
-            <w:r>
-              <w:rPr>
-                <w:sz w:val="24"/>
-              </w:rPr>
-              <w:br/>
-            </w:r>
-            <w:r>
-              <w:rPr>
-                <w:sz w:val="24"/>
-              </w:rPr>
-              <w:t>Lack of Federal Government Approval</w:t>
             </w:r>
           </w:p>
         </w:tc>
